--- a/Clase 16.docx
+++ b/Clase 16.docx
@@ -825,6 +825,1893 @@
       <w:pPr>
         <w:ind w:left="360"/>
       </w:pPr>
+    </w:p>
+    <w:p>
+      <w:pPr>
+        <w:rPr>
+          <w:b/>
+          <w:bCs/>
+        </w:rPr>
+      </w:pPr>
+      <w:r>
+        <w:rPr>
+          <w:b/>
+          <w:bCs/>
+        </w:rPr>
+        <w:t>Paso 1: Configurar la Base de Datos en XAMPP</w:t>
+      </w:r>
+    </w:p>
+    <w:p>
+      <w:pPr>
+        <w:numPr>
+          <w:ilvl w:val="0"/>
+          <w:numId w:val="6"/>
+        </w:numPr>
+      </w:pPr>
+      <w:r>
+        <w:t xml:space="preserve">Abre el </w:t>
+      </w:r>
+      <w:r>
+        <w:rPr>
+          <w:b/>
+          <w:bCs/>
+        </w:rPr>
+        <w:t>XAMPP Control Panel</w:t>
+      </w:r>
+      <w:r>
+        <w:t>.</w:t>
+      </w:r>
+    </w:p>
+    <w:p>
+      <w:pPr>
+        <w:numPr>
+          <w:ilvl w:val="0"/>
+          <w:numId w:val="6"/>
+        </w:numPr>
+      </w:pPr>
+      <w:r>
+        <w:t xml:space="preserve">Inicia los servicios de </w:t>
+      </w:r>
+      <w:r>
+        <w:rPr>
+          <w:b/>
+          <w:bCs/>
+        </w:rPr>
+        <w:t>Apache</w:t>
+      </w:r>
+      <w:r>
+        <w:t xml:space="preserve"> y </w:t>
+      </w:r>
+      <w:proofErr w:type="spellStart"/>
+      <w:r>
+        <w:rPr>
+          <w:b/>
+          <w:bCs/>
+        </w:rPr>
+        <w:t>MySQL</w:t>
+      </w:r>
+      <w:proofErr w:type="spellEnd"/>
+      <w:r>
+        <w:t xml:space="preserve"> (haz clic en el botón </w:t>
+      </w:r>
+      <w:proofErr w:type="spellStart"/>
+      <w:r>
+        <w:rPr>
+          <w:i/>
+          <w:iCs/>
+        </w:rPr>
+        <w:t>Start</w:t>
+      </w:r>
+      <w:proofErr w:type="spellEnd"/>
+      <w:r>
+        <w:t xml:space="preserve"> de ambos).</w:t>
+      </w:r>
+    </w:p>
+    <w:p>
+      <w:pPr>
+        <w:numPr>
+          <w:ilvl w:val="0"/>
+          <w:numId w:val="6"/>
+        </w:numPr>
+      </w:pPr>
+      <w:r>
+        <w:t>Entra desde tu navegador a http://localhost/phpmyadmin/.</w:t>
+      </w:r>
+    </w:p>
+    <w:p>
+      <w:pPr>
+        <w:numPr>
+          <w:ilvl w:val="0"/>
+          <w:numId w:val="6"/>
+        </w:numPr>
+      </w:pPr>
+      <w:r>
+        <w:t>Crea la base de datos y la tabla ejecutando el siguiente código SQL (o desde la interfaz visual):</w:t>
+      </w:r>
+    </w:p>
+    <w:p>
+      <w:r>
+        <w:t>SQL</w:t>
+      </w:r>
+    </w:p>
+    <w:p>
+      <w:r>
+        <w:lastRenderedPageBreak/>
+        <w:t>-- 1. Crear la base de datos</w:t>
+      </w:r>
+    </w:p>
+    <w:p>
+      <w:r>
+        <w:t>CREATE DATABASE IF NOT EXISTS `alumnos-333`;</w:t>
+      </w:r>
+    </w:p>
+    <w:p/>
+    <w:p>
+      <w:r>
+        <w:t>-- 2. Usar la base de datos</w:t>
+      </w:r>
+    </w:p>
+    <w:p>
+      <w:r>
+        <w:t>USE `alumnos-333`;</w:t>
+      </w:r>
+    </w:p>
+    <w:p/>
+    <w:p>
+      <w:r>
+        <w:t>-- 3. Crear la tabla 'alumnos'</w:t>
+      </w:r>
+    </w:p>
+    <w:p>
+      <w:r>
+        <w:t>CREATE TABLE IF NOT EXISTS `alumnos` (</w:t>
+      </w:r>
+    </w:p>
+    <w:p>
+      <w:r>
+        <w:t xml:space="preserve">  `</w:t>
+      </w:r>
+      <w:proofErr w:type="gramStart"/>
+      <w:r>
+        <w:t>id</w:t>
+      </w:r>
+      <w:proofErr w:type="gramEnd"/>
+      <w:r>
+        <w:t>` INT AUTO_INCREMENT PRIMARY KEY,</w:t>
+      </w:r>
+    </w:p>
+    <w:p>
+      <w:r>
+        <w:t xml:space="preserve">  `</w:t>
+      </w:r>
+      <w:proofErr w:type="gramStart"/>
+      <w:r>
+        <w:t>nombre</w:t>
+      </w:r>
+      <w:proofErr w:type="gramEnd"/>
+      <w:r>
+        <w:t>` VARCHAR(100) NOT NULL,</w:t>
+      </w:r>
+    </w:p>
+    <w:p>
+      <w:r>
+        <w:t xml:space="preserve">  `</w:t>
+      </w:r>
+      <w:proofErr w:type="gramStart"/>
+      <w:r>
+        <w:t>apellido</w:t>
+      </w:r>
+      <w:proofErr w:type="gramEnd"/>
+      <w:r>
+        <w:t>` VARCHAR(100) NOT NULL,</w:t>
+      </w:r>
+    </w:p>
+    <w:p>
+      <w:r>
+        <w:t xml:space="preserve">  `</w:t>
+      </w:r>
+      <w:proofErr w:type="gramStart"/>
+      <w:r>
+        <w:t>email</w:t>
+      </w:r>
+      <w:proofErr w:type="gramEnd"/>
+      <w:r>
+        <w:t>` VARCHAR(100) UNIQUE</w:t>
+      </w:r>
+    </w:p>
+    <w:p>
+      <w:r>
+        <w:t>);</w:t>
+      </w:r>
+    </w:p>
+    <w:p/>
+    <w:p>
+      <w:r>
+        <w:t>-- 4. Insertar datos de prueba</w:t>
+      </w:r>
+    </w:p>
+    <w:p>
+      <w:r>
+        <w:t>INSERT INTO `alumnos` (`nombre`, `apellido`, `email`) VALUES</w:t>
+      </w:r>
+    </w:p>
+    <w:p>
+      <w:r>
+        <w:t>('Damián', 'Cubilla', 'damian@example.com'),</w:t>
+      </w:r>
+    </w:p>
+    <w:p>
+      <w:r>
+        <w:t>('Aldana', 'Cubilla', 'aldana@example.com');</w:t>
+      </w:r>
+    </w:p>
+    <w:p>
+      <w:pPr>
+        <w:rPr>
+          <w:b/>
+          <w:bCs/>
+        </w:rPr>
+      </w:pPr>
+      <w:proofErr w:type="gramStart"/>
+      <w:r>
+        <w:rPr>
+          <w:b/>
+          <w:bCs/>
+        </w:rPr>
+        <w:t>Paso</w:t>
+      </w:r>
+      <w:proofErr w:type="gramEnd"/>
+      <w:r>
+        <w:rPr>
+          <w:b/>
+          <w:bCs/>
+        </w:rPr>
+        <w:t xml:space="preserve"> 2: Configuración del Proyecto Node.js</w:t>
+      </w:r>
+    </w:p>
+    <w:p>
+      <w:r>
+        <w:t xml:space="preserve">En la terminal de </w:t>
+      </w:r>
+      <w:r>
+        <w:rPr>
+          <w:b/>
+          <w:bCs/>
+        </w:rPr>
+        <w:t xml:space="preserve">Visual Studio </w:t>
+      </w:r>
+      <w:proofErr w:type="spellStart"/>
+      <w:r>
+        <w:rPr>
+          <w:b/>
+          <w:bCs/>
+        </w:rPr>
+        <w:t>Code</w:t>
+      </w:r>
+      <w:proofErr w:type="spellEnd"/>
+      <w:r>
+        <w:t>, dentro de la carpeta de tu proyecto, asegúrate de realizar lo siguiente:</w:t>
+      </w:r>
+    </w:p>
+    <w:p>
+      <w:pPr>
+        <w:rPr>
+          <w:b/>
+          <w:bCs/>
+        </w:rPr>
+      </w:pPr>
+      <w:r>
+        <w:rPr>
+          <w:b/>
+          <w:bCs/>
+        </w:rPr>
+        <w:t>1. Inicializar el proyecto e instalar dependencias</w:t>
+      </w:r>
+    </w:p>
+    <w:p>
+      <w:proofErr w:type="spellStart"/>
+      <w:r>
+        <w:t>Bash</w:t>
+      </w:r>
+      <w:proofErr w:type="spellEnd"/>
+    </w:p>
+    <w:p>
+      <w:proofErr w:type="spellStart"/>
+      <w:proofErr w:type="gramStart"/>
+      <w:r>
+        <w:t>npm</w:t>
+      </w:r>
+      <w:proofErr w:type="spellEnd"/>
+      <w:proofErr w:type="gramEnd"/>
+      <w:r>
+        <w:t xml:space="preserve"> </w:t>
+      </w:r>
+      <w:proofErr w:type="spellStart"/>
+      <w:r>
+        <w:t>init</w:t>
+      </w:r>
+      <w:proofErr w:type="spellEnd"/>
+      <w:r>
+        <w:t xml:space="preserve"> -y</w:t>
+      </w:r>
+    </w:p>
+    <w:p>
+      <w:proofErr w:type="spellStart"/>
+      <w:proofErr w:type="gramStart"/>
+      <w:r>
+        <w:t>npm</w:t>
+      </w:r>
+      <w:proofErr w:type="spellEnd"/>
+      <w:proofErr w:type="gramEnd"/>
+      <w:r>
+        <w:t xml:space="preserve"> </w:t>
+      </w:r>
+      <w:proofErr w:type="spellStart"/>
+      <w:r>
+        <w:t>install</w:t>
+      </w:r>
+      <w:proofErr w:type="spellEnd"/>
+      <w:r>
+        <w:t xml:space="preserve"> </w:t>
+      </w:r>
+      <w:proofErr w:type="spellStart"/>
+      <w:r>
+        <w:t>express</w:t>
+      </w:r>
+      <w:proofErr w:type="spellEnd"/>
+      <w:r>
+        <w:t xml:space="preserve"> mysql2</w:t>
+      </w:r>
+    </w:p>
+    <w:p>
+      <w:proofErr w:type="spellStart"/>
+      <w:proofErr w:type="gramStart"/>
+      <w:r>
+        <w:t>npm</w:t>
+      </w:r>
+      <w:proofErr w:type="spellEnd"/>
+      <w:proofErr w:type="gramEnd"/>
+      <w:r>
+        <w:t xml:space="preserve"> </w:t>
+      </w:r>
+      <w:proofErr w:type="spellStart"/>
+      <w:r>
+        <w:t>install</w:t>
+      </w:r>
+      <w:proofErr w:type="spellEnd"/>
+      <w:r>
+        <w:t xml:space="preserve"> -D </w:t>
+      </w:r>
+      <w:proofErr w:type="spellStart"/>
+      <w:r>
+        <w:t>nodemon</w:t>
+      </w:r>
+      <w:proofErr w:type="spellEnd"/>
+    </w:p>
+    <w:p>
+      <w:pPr>
+        <w:rPr>
+          <w:b/>
+          <w:bCs/>
+        </w:rPr>
+      </w:pPr>
+      <w:r>
+        <w:rPr>
+          <w:b/>
+          <w:bCs/>
+        </w:rPr>
+        <w:t xml:space="preserve">2. Configurar </w:t>
+      </w:r>
+      <w:proofErr w:type="spellStart"/>
+      <w:r>
+        <w:rPr>
+          <w:b/>
+          <w:bCs/>
+        </w:rPr>
+        <w:t>package.json</w:t>
+      </w:r>
+      <w:proofErr w:type="spellEnd"/>
+    </w:p>
+    <w:p>
+      <w:r>
+        <w:lastRenderedPageBreak/>
+        <w:t>Asegúrate de agregar "</w:t>
+      </w:r>
+      <w:proofErr w:type="spellStart"/>
+      <w:r>
+        <w:t>type</w:t>
+      </w:r>
+      <w:proofErr w:type="spellEnd"/>
+      <w:r>
+        <w:t xml:space="preserve">": "module" para usar la sintaxis moderna de </w:t>
+      </w:r>
+      <w:proofErr w:type="spellStart"/>
+      <w:r>
+        <w:t>import</w:t>
+      </w:r>
+      <w:proofErr w:type="spellEnd"/>
+      <w:r>
+        <w:t>, y tus scripts de ejecución:</w:t>
+      </w:r>
+    </w:p>
+    <w:p>
+      <w:r>
+        <w:t>JSON</w:t>
+      </w:r>
+    </w:p>
+    <w:p>
+      <w:r>
+        <w:t>{</w:t>
+      </w:r>
+    </w:p>
+    <w:p>
+      <w:r>
+        <w:t xml:space="preserve">  "</w:t>
+      </w:r>
+      <w:proofErr w:type="spellStart"/>
+      <w:r>
+        <w:t>name</w:t>
+      </w:r>
+      <w:proofErr w:type="spellEnd"/>
+      <w:r>
+        <w:t>": "proyecto-alumnos",</w:t>
+      </w:r>
+    </w:p>
+    <w:p>
+      <w:r>
+        <w:t xml:space="preserve">  "</w:t>
+      </w:r>
+      <w:proofErr w:type="spellStart"/>
+      <w:r>
+        <w:t>version</w:t>
+      </w:r>
+      <w:proofErr w:type="spellEnd"/>
+      <w:r>
+        <w:t>": "1.0.0",</w:t>
+      </w:r>
+    </w:p>
+    <w:p>
+      <w:r>
+        <w:t xml:space="preserve">  "</w:t>
+      </w:r>
+      <w:proofErr w:type="spellStart"/>
+      <w:r>
+        <w:t>type</w:t>
+      </w:r>
+      <w:proofErr w:type="spellEnd"/>
+      <w:r>
+        <w:t>": "module",</w:t>
+      </w:r>
+    </w:p>
+    <w:p>
+      <w:r>
+        <w:t xml:space="preserve">  "</w:t>
+      </w:r>
+      <w:proofErr w:type="spellStart"/>
+      <w:r>
+        <w:t>main</w:t>
+      </w:r>
+      <w:proofErr w:type="spellEnd"/>
+      <w:r>
+        <w:t>": "</w:t>
+      </w:r>
+      <w:proofErr w:type="spellStart"/>
+      <w:r>
+        <w:t>src</w:t>
+      </w:r>
+      <w:proofErr w:type="spellEnd"/>
+      <w:r>
+        <w:t>/index.js",</w:t>
+      </w:r>
+    </w:p>
+    <w:p>
+      <w:r>
+        <w:t xml:space="preserve">  "scripts": {</w:t>
+      </w:r>
+    </w:p>
+    <w:p>
+      <w:r>
+        <w:t xml:space="preserve">    "</w:t>
+      </w:r>
+      <w:proofErr w:type="spellStart"/>
+      <w:r>
+        <w:t>start</w:t>
+      </w:r>
+      <w:proofErr w:type="spellEnd"/>
+      <w:r>
+        <w:t>": "</w:t>
+      </w:r>
+      <w:proofErr w:type="spellStart"/>
+      <w:r>
+        <w:t>node</w:t>
+      </w:r>
+      <w:proofErr w:type="spellEnd"/>
+      <w:r>
+        <w:t xml:space="preserve"> </w:t>
+      </w:r>
+      <w:proofErr w:type="spellStart"/>
+      <w:r>
+        <w:t>src</w:t>
+      </w:r>
+      <w:proofErr w:type="spellEnd"/>
+      <w:r>
+        <w:t>/index.js",</w:t>
+      </w:r>
+    </w:p>
+    <w:p>
+      <w:r>
+        <w:t xml:space="preserve">    "</w:t>
+      </w:r>
+      <w:proofErr w:type="spellStart"/>
+      <w:r>
+        <w:t>dev</w:t>
+      </w:r>
+      <w:proofErr w:type="spellEnd"/>
+      <w:r>
+        <w:t>": "</w:t>
+      </w:r>
+      <w:proofErr w:type="spellStart"/>
+      <w:r>
+        <w:t>nodemon</w:t>
+      </w:r>
+      <w:proofErr w:type="spellEnd"/>
+      <w:r>
+        <w:t xml:space="preserve"> </w:t>
+      </w:r>
+      <w:proofErr w:type="spellStart"/>
+      <w:r>
+        <w:t>src</w:t>
+      </w:r>
+      <w:proofErr w:type="spellEnd"/>
+      <w:r>
+        <w:t>/index.js"</w:t>
+      </w:r>
+    </w:p>
+    <w:p>
+      <w:r>
+        <w:t xml:space="preserve">  },</w:t>
+      </w:r>
+    </w:p>
+    <w:p>
+      <w:r>
+        <w:t xml:space="preserve">  "</w:t>
+      </w:r>
+      <w:proofErr w:type="spellStart"/>
+      <w:r>
+        <w:t>dependencies</w:t>
+      </w:r>
+      <w:proofErr w:type="spellEnd"/>
+      <w:r>
+        <w:t>": {</w:t>
+      </w:r>
+    </w:p>
+    <w:p>
+      <w:r>
+        <w:t xml:space="preserve">    "</w:t>
+      </w:r>
+      <w:proofErr w:type="spellStart"/>
+      <w:r>
+        <w:t>express</w:t>
+      </w:r>
+      <w:proofErr w:type="spellEnd"/>
+      <w:r>
+        <w:t>": "^5.3.0",</w:t>
+      </w:r>
+    </w:p>
+    <w:p>
+      <w:r>
+        <w:t xml:space="preserve">    "mysql2": "^3.11.0"</w:t>
+      </w:r>
+    </w:p>
+    <w:p>
+      <w:r>
+        <w:t xml:space="preserve">  },</w:t>
+      </w:r>
+    </w:p>
+    <w:p>
+      <w:r>
+        <w:t xml:space="preserve">  "</w:t>
+      </w:r>
+      <w:proofErr w:type="spellStart"/>
+      <w:r>
+        <w:t>devDependencies</w:t>
+      </w:r>
+      <w:proofErr w:type="spellEnd"/>
+      <w:r>
+        <w:t>": {</w:t>
+      </w:r>
+    </w:p>
+    <w:p>
+      <w:r>
+        <w:t xml:space="preserve">    "</w:t>
+      </w:r>
+      <w:proofErr w:type="spellStart"/>
+      <w:r>
+        <w:t>nodemon</w:t>
+      </w:r>
+      <w:proofErr w:type="spellEnd"/>
+      <w:r>
+        <w:t>": "^3.1.0"</w:t>
+      </w:r>
+    </w:p>
+    <w:p>
+      <w:r>
+        <w:t xml:space="preserve">  }</w:t>
+      </w:r>
+    </w:p>
+    <w:p>
+      <w:r>
+        <w:t>}</w:t>
+      </w:r>
+    </w:p>
+    <w:p>
+      <w:pPr>
+        <w:rPr>
+          <w:b/>
+          <w:bCs/>
+        </w:rPr>
+      </w:pPr>
+      <w:r>
+        <w:rPr>
+          <w:b/>
+          <w:bCs/>
+        </w:rPr>
+        <w:t>Paso 3: Crear el archivo de conexión a la base de datos (</w:t>
+      </w:r>
+      <w:proofErr w:type="spellStart"/>
+      <w:r>
+        <w:rPr>
+          <w:b/>
+          <w:bCs/>
+        </w:rPr>
+        <w:t>src</w:t>
+      </w:r>
+      <w:proofErr w:type="spellEnd"/>
+      <w:r>
+        <w:rPr>
+          <w:b/>
+          <w:bCs/>
+        </w:rPr>
+        <w:t>/db.js)</w:t>
+      </w:r>
+    </w:p>
+    <w:p>
+      <w:r>
+        <w:t xml:space="preserve">Es una buena práctica separar la lógica de conexión a la base de datos en su propio archivo. Usaremos </w:t>
+      </w:r>
+      <w:proofErr w:type="spellStart"/>
+      <w:r>
+        <w:rPr>
+          <w:b/>
+          <w:bCs/>
+        </w:rPr>
+        <w:t>mysql.createPool</w:t>
+      </w:r>
+      <w:proofErr w:type="spellEnd"/>
+      <w:r>
+        <w:t xml:space="preserve"> (un conjunto de conexiones reutilizables), que es el estándar recomendado para aplicaciones web.</w:t>
+      </w:r>
+    </w:p>
+    <w:p>
+      <w:r>
+        <w:t xml:space="preserve">Crea la carpeta </w:t>
+      </w:r>
+      <w:proofErr w:type="spellStart"/>
+      <w:r>
+        <w:t>src</w:t>
+      </w:r>
+      <w:proofErr w:type="spellEnd"/>
+      <w:r>
+        <w:t xml:space="preserve"> y dentro el archivo db.js:</w:t>
+      </w:r>
+    </w:p>
+    <w:p>
+      <w:proofErr w:type="spellStart"/>
+      <w:r>
+        <w:t>JavaScript</w:t>
+      </w:r>
+      <w:proofErr w:type="spellEnd"/>
+    </w:p>
+    <w:p>
+      <w:r>
+        <w:t xml:space="preserve">// </w:t>
+      </w:r>
+      <w:proofErr w:type="spellStart"/>
+      <w:proofErr w:type="gramStart"/>
+      <w:r>
+        <w:t>src</w:t>
+      </w:r>
+      <w:proofErr w:type="spellEnd"/>
+      <w:r>
+        <w:t>/db.js</w:t>
+      </w:r>
+      <w:proofErr w:type="gramEnd"/>
+    </w:p>
+    <w:p>
+      <w:proofErr w:type="spellStart"/>
+      <w:proofErr w:type="gramStart"/>
+      <w:r>
+        <w:t>import</w:t>
+      </w:r>
+      <w:proofErr w:type="spellEnd"/>
+      <w:proofErr w:type="gramEnd"/>
+      <w:r>
+        <w:t xml:space="preserve"> </w:t>
+      </w:r>
+      <w:proofErr w:type="spellStart"/>
+      <w:r>
+        <w:t>mysql</w:t>
+      </w:r>
+      <w:proofErr w:type="spellEnd"/>
+      <w:r>
+        <w:t xml:space="preserve"> </w:t>
+      </w:r>
+      <w:proofErr w:type="spellStart"/>
+      <w:r>
+        <w:t>from</w:t>
+      </w:r>
+      <w:proofErr w:type="spellEnd"/>
+      <w:r>
+        <w:t xml:space="preserve"> "mysql2/</w:t>
+      </w:r>
+      <w:proofErr w:type="spellStart"/>
+      <w:r>
+        <w:t>promise</w:t>
+      </w:r>
+      <w:proofErr w:type="spellEnd"/>
+      <w:r>
+        <w:t>";</w:t>
+      </w:r>
+    </w:p>
+    <w:p/>
+    <w:p>
+      <w:r>
+        <w:lastRenderedPageBreak/>
+        <w:t xml:space="preserve">// Usamos </w:t>
+      </w:r>
+      <w:proofErr w:type="spellStart"/>
+      <w:r>
+        <w:t>createPool</w:t>
+      </w:r>
+      <w:proofErr w:type="spellEnd"/>
+      <w:r>
+        <w:t xml:space="preserve"> para manejar múltiples conexiones de forma eficiente</w:t>
+      </w:r>
+    </w:p>
+    <w:p>
+      <w:proofErr w:type="spellStart"/>
+      <w:proofErr w:type="gramStart"/>
+      <w:r>
+        <w:t>export</w:t>
+      </w:r>
+      <w:proofErr w:type="spellEnd"/>
+      <w:proofErr w:type="gramEnd"/>
+      <w:r>
+        <w:t xml:space="preserve"> </w:t>
+      </w:r>
+      <w:proofErr w:type="spellStart"/>
+      <w:r>
+        <w:t>const</w:t>
+      </w:r>
+      <w:proofErr w:type="spellEnd"/>
+      <w:r>
+        <w:t xml:space="preserve"> pool = </w:t>
+      </w:r>
+      <w:proofErr w:type="spellStart"/>
+      <w:r>
+        <w:t>mysql.createPool</w:t>
+      </w:r>
+      <w:proofErr w:type="spellEnd"/>
+      <w:r>
+        <w:t>({</w:t>
+      </w:r>
+    </w:p>
+    <w:p>
+      <w:r>
+        <w:t xml:space="preserve">  </w:t>
+      </w:r>
+      <w:proofErr w:type="gramStart"/>
+      <w:r>
+        <w:t>host</w:t>
+      </w:r>
+      <w:proofErr w:type="gramEnd"/>
+      <w:r>
+        <w:t>: '</w:t>
+      </w:r>
+      <w:proofErr w:type="spellStart"/>
+      <w:r>
+        <w:t>localhost</w:t>
+      </w:r>
+      <w:proofErr w:type="spellEnd"/>
+      <w:r>
+        <w:t>',</w:t>
+      </w:r>
+    </w:p>
+    <w:p>
+      <w:r>
+        <w:t xml:space="preserve">  </w:t>
+      </w:r>
+      <w:proofErr w:type="spellStart"/>
+      <w:proofErr w:type="gramStart"/>
+      <w:r>
+        <w:t>user</w:t>
+      </w:r>
+      <w:proofErr w:type="spellEnd"/>
+      <w:proofErr w:type="gramEnd"/>
+      <w:r>
+        <w:t>: '</w:t>
+      </w:r>
+      <w:proofErr w:type="spellStart"/>
+      <w:r>
+        <w:t>root</w:t>
+      </w:r>
+      <w:proofErr w:type="spellEnd"/>
+      <w:r>
+        <w:t>',      // Usuario por defecto en XAMPP</w:t>
+      </w:r>
+    </w:p>
+    <w:p>
+      <w:r>
+        <w:t xml:space="preserve">  </w:t>
+      </w:r>
+      <w:proofErr w:type="spellStart"/>
+      <w:proofErr w:type="gramStart"/>
+      <w:r>
+        <w:t>password</w:t>
+      </w:r>
+      <w:proofErr w:type="spellEnd"/>
+      <w:proofErr w:type="gramEnd"/>
+      <w:r>
+        <w:t>: '',      // En XAMPP por defecto la clave está vacía</w:t>
+      </w:r>
+    </w:p>
+    <w:p>
+      <w:r>
+        <w:t xml:space="preserve">  </w:t>
+      </w:r>
+      <w:proofErr w:type="spellStart"/>
+      <w:proofErr w:type="gramStart"/>
+      <w:r>
+        <w:t>database</w:t>
+      </w:r>
+      <w:proofErr w:type="spellEnd"/>
+      <w:proofErr w:type="gramEnd"/>
+      <w:r>
+        <w:t>: 'alumnos-333',</w:t>
+      </w:r>
+    </w:p>
+    <w:p>
+      <w:r>
+        <w:t xml:space="preserve">  </w:t>
+      </w:r>
+      <w:proofErr w:type="spellStart"/>
+      <w:proofErr w:type="gramStart"/>
+      <w:r>
+        <w:t>waitForConnections</w:t>
+      </w:r>
+      <w:proofErr w:type="spellEnd"/>
+      <w:proofErr w:type="gramEnd"/>
+      <w:r>
+        <w:t>: true,</w:t>
+      </w:r>
+    </w:p>
+    <w:p>
+      <w:r>
+        <w:t xml:space="preserve">  </w:t>
+      </w:r>
+      <w:proofErr w:type="spellStart"/>
+      <w:proofErr w:type="gramStart"/>
+      <w:r>
+        <w:t>connectionLimit</w:t>
+      </w:r>
+      <w:proofErr w:type="spellEnd"/>
+      <w:proofErr w:type="gramEnd"/>
+      <w:r>
+        <w:t>: 10,</w:t>
+      </w:r>
+    </w:p>
+    <w:p>
+      <w:r>
+        <w:t xml:space="preserve">  </w:t>
+      </w:r>
+      <w:proofErr w:type="spellStart"/>
+      <w:proofErr w:type="gramStart"/>
+      <w:r>
+        <w:t>queueLimit</w:t>
+      </w:r>
+      <w:proofErr w:type="spellEnd"/>
+      <w:proofErr w:type="gramEnd"/>
+      <w:r>
+        <w:t>: 0</w:t>
+      </w:r>
+    </w:p>
+    <w:p>
+      <w:r>
+        <w:t>});</w:t>
+      </w:r>
+    </w:p>
+    <w:p/>
+    <w:p>
+      <w:r>
+        <w:t>// Opcional: Probar la conexión al arrancar el proyecto</w:t>
+      </w:r>
+    </w:p>
+    <w:p>
+      <w:proofErr w:type="gramStart"/>
+      <w:r>
+        <w:t>try</w:t>
+      </w:r>
+      <w:proofErr w:type="gramEnd"/>
+      <w:r>
+        <w:t xml:space="preserve"> {</w:t>
+      </w:r>
+    </w:p>
+    <w:p>
+      <w:r>
+        <w:t xml:space="preserve">  </w:t>
+      </w:r>
+      <w:proofErr w:type="spellStart"/>
+      <w:proofErr w:type="gramStart"/>
+      <w:r>
+        <w:t>const</w:t>
+      </w:r>
+      <w:proofErr w:type="spellEnd"/>
+      <w:proofErr w:type="gramEnd"/>
+      <w:r>
+        <w:t xml:space="preserve"> </w:t>
+      </w:r>
+      <w:proofErr w:type="spellStart"/>
+      <w:r>
+        <w:t>connection</w:t>
+      </w:r>
+      <w:proofErr w:type="spellEnd"/>
+      <w:r>
+        <w:t xml:space="preserve"> = </w:t>
+      </w:r>
+      <w:proofErr w:type="spellStart"/>
+      <w:r>
+        <w:t>await</w:t>
+      </w:r>
+      <w:proofErr w:type="spellEnd"/>
+      <w:r>
+        <w:t xml:space="preserve"> </w:t>
+      </w:r>
+      <w:proofErr w:type="spellStart"/>
+      <w:r>
+        <w:t>pool.getConnection</w:t>
+      </w:r>
+      <w:proofErr w:type="spellEnd"/>
+      <w:r>
+        <w:t>();</w:t>
+      </w:r>
+    </w:p>
+    <w:p>
+      <w:r>
+        <w:t xml:space="preserve">  </w:t>
+      </w:r>
+      <w:proofErr w:type="gramStart"/>
+      <w:r>
+        <w:t>console.log(</w:t>
+      </w:r>
+      <w:proofErr w:type="gramEnd"/>
+      <w:r>
+        <w:t>"</w:t>
+      </w:r>
+      <w:r>
+        <w:rPr>
+          <w:rFonts w:ascii="Calibri" w:hAnsi="Calibri" w:cs="Calibri"/>
+        </w:rPr>
+        <w:t>🟢</w:t>
+      </w:r>
+      <w:r>
+        <w:t xml:space="preserve"> Conexión exitosa a la base de datos </w:t>
+      </w:r>
+      <w:proofErr w:type="spellStart"/>
+      <w:r>
+        <w:t>MySQL</w:t>
+      </w:r>
+      <w:proofErr w:type="spellEnd"/>
+      <w:r>
+        <w:t xml:space="preserve"> (alumnos-333)");</w:t>
+      </w:r>
+    </w:p>
+    <w:p>
+      <w:r>
+        <w:t xml:space="preserve">  </w:t>
+      </w:r>
+      <w:proofErr w:type="spellStart"/>
+      <w:proofErr w:type="gramStart"/>
+      <w:r>
+        <w:t>connection.release</w:t>
+      </w:r>
+      <w:proofErr w:type="spellEnd"/>
+      <w:r>
+        <w:t>(</w:t>
+      </w:r>
+      <w:proofErr w:type="gramEnd"/>
+      <w:r>
+        <w:t>); // Liberamos la conexión de prueba</w:t>
+      </w:r>
+    </w:p>
+    <w:p>
+      <w:r>
+        <w:t xml:space="preserve">} </w:t>
+      </w:r>
+      <w:proofErr w:type="gramStart"/>
+      <w:r>
+        <w:t>catch</w:t>
+      </w:r>
+      <w:proofErr w:type="gramEnd"/>
+      <w:r>
+        <w:t xml:space="preserve"> (error) {</w:t>
+      </w:r>
+    </w:p>
+    <w:p>
+      <w:r>
+        <w:t xml:space="preserve">  </w:t>
+      </w:r>
+      <w:proofErr w:type="spellStart"/>
+      <w:proofErr w:type="gramStart"/>
+      <w:r>
+        <w:t>console.error</w:t>
+      </w:r>
+      <w:proofErr w:type="spellEnd"/>
+      <w:r>
+        <w:t>(</w:t>
+      </w:r>
+      <w:proofErr w:type="gramEnd"/>
+      <w:r>
+        <w:t>"</w:t>
+      </w:r>
+      <w:r>
+        <w:rPr>
+          <w:rFonts w:ascii="Calibri" w:hAnsi="Calibri" w:cs="Calibri"/>
+        </w:rPr>
+        <w:t>🔴</w:t>
+      </w:r>
+      <w:r>
+        <w:t xml:space="preserve"> Error al conectar con la base de datos:", </w:t>
+      </w:r>
+      <w:proofErr w:type="spellStart"/>
+      <w:r>
+        <w:t>error.message</w:t>
+      </w:r>
+      <w:proofErr w:type="spellEnd"/>
+      <w:r>
+        <w:t>);</w:t>
+      </w:r>
+    </w:p>
+    <w:p>
+      <w:r>
+        <w:t>}</w:t>
+      </w:r>
+    </w:p>
+    <w:p>
+      <w:pPr>
+        <w:rPr>
+          <w:b/>
+          <w:bCs/>
+        </w:rPr>
+      </w:pPr>
+      <w:r>
+        <w:rPr>
+          <w:b/>
+          <w:bCs/>
+        </w:rPr>
+        <w:t>Paso 4: Crear el servidor de Express (</w:t>
+      </w:r>
+      <w:proofErr w:type="spellStart"/>
+      <w:r>
+        <w:rPr>
+          <w:b/>
+          <w:bCs/>
+        </w:rPr>
+        <w:t>src</w:t>
+      </w:r>
+      <w:proofErr w:type="spellEnd"/>
+      <w:r>
+        <w:rPr>
+          <w:b/>
+          <w:bCs/>
+        </w:rPr>
+        <w:t>/index.js)</w:t>
+      </w:r>
+    </w:p>
+    <w:p>
+      <w:r>
+        <w:t xml:space="preserve">Ahora conectamos la base de datos con Express para devolver la información en formato JSON cuando un usuario o </w:t>
+      </w:r>
+      <w:proofErr w:type="spellStart"/>
+      <w:r>
+        <w:t>frontend</w:t>
+      </w:r>
+      <w:proofErr w:type="spellEnd"/>
+      <w:r>
+        <w:t xml:space="preserve"> realice una petición.</w:t>
+      </w:r>
+    </w:p>
+    <w:p>
+      <w:r>
+        <w:t xml:space="preserve">Crea el archivo index.js dentro de la carpeta </w:t>
+      </w:r>
+      <w:proofErr w:type="spellStart"/>
+      <w:r>
+        <w:t>src</w:t>
+      </w:r>
+      <w:proofErr w:type="spellEnd"/>
+      <w:r>
+        <w:t>:</w:t>
+      </w:r>
+    </w:p>
+    <w:p>
+      <w:proofErr w:type="spellStart"/>
+      <w:r>
+        <w:t>JavaScript</w:t>
+      </w:r>
+      <w:proofErr w:type="spellEnd"/>
+    </w:p>
+    <w:p>
+      <w:r>
+        <w:t xml:space="preserve">// </w:t>
+      </w:r>
+      <w:proofErr w:type="spellStart"/>
+      <w:proofErr w:type="gramStart"/>
+      <w:r>
+        <w:t>src</w:t>
+      </w:r>
+      <w:proofErr w:type="spellEnd"/>
+      <w:r>
+        <w:t>/index.js</w:t>
+      </w:r>
+      <w:proofErr w:type="gramEnd"/>
+    </w:p>
+    <w:p>
+      <w:proofErr w:type="spellStart"/>
+      <w:proofErr w:type="gramStart"/>
+      <w:r>
+        <w:t>import</w:t>
+      </w:r>
+      <w:proofErr w:type="spellEnd"/>
+      <w:proofErr w:type="gramEnd"/>
+      <w:r>
+        <w:t xml:space="preserve"> </w:t>
+      </w:r>
+      <w:proofErr w:type="spellStart"/>
+      <w:r>
+        <w:t>express</w:t>
+      </w:r>
+      <w:proofErr w:type="spellEnd"/>
+      <w:r>
+        <w:t xml:space="preserve"> </w:t>
+      </w:r>
+      <w:proofErr w:type="spellStart"/>
+      <w:r>
+        <w:t>from</w:t>
+      </w:r>
+      <w:proofErr w:type="spellEnd"/>
+      <w:r>
+        <w:t xml:space="preserve"> "</w:t>
+      </w:r>
+      <w:proofErr w:type="spellStart"/>
+      <w:r>
+        <w:t>express</w:t>
+      </w:r>
+      <w:proofErr w:type="spellEnd"/>
+      <w:r>
+        <w:t>";</w:t>
+      </w:r>
+    </w:p>
+    <w:p>
+      <w:proofErr w:type="spellStart"/>
+      <w:proofErr w:type="gramStart"/>
+      <w:r>
+        <w:t>import</w:t>
+      </w:r>
+      <w:proofErr w:type="spellEnd"/>
+      <w:proofErr w:type="gramEnd"/>
+      <w:r>
+        <w:t xml:space="preserve"> { pool } </w:t>
+      </w:r>
+      <w:proofErr w:type="spellStart"/>
+      <w:r>
+        <w:t>from</w:t>
+      </w:r>
+      <w:proofErr w:type="spellEnd"/>
+      <w:r>
+        <w:t xml:space="preserve"> "./db.js"; // Importamos el pool que creamos en db.js</w:t>
+      </w:r>
+    </w:p>
+    <w:p/>
+    <w:p>
+      <w:proofErr w:type="spellStart"/>
+      <w:proofErr w:type="gramStart"/>
+      <w:r>
+        <w:lastRenderedPageBreak/>
+        <w:t>const</w:t>
+      </w:r>
+      <w:proofErr w:type="spellEnd"/>
+      <w:proofErr w:type="gramEnd"/>
+      <w:r>
+        <w:t xml:space="preserve"> </w:t>
+      </w:r>
+      <w:proofErr w:type="spellStart"/>
+      <w:r>
+        <w:t>app</w:t>
+      </w:r>
+      <w:proofErr w:type="spellEnd"/>
+      <w:r>
+        <w:t xml:space="preserve"> = </w:t>
+      </w:r>
+      <w:proofErr w:type="spellStart"/>
+      <w:r>
+        <w:t>express</w:t>
+      </w:r>
+      <w:proofErr w:type="spellEnd"/>
+      <w:r>
+        <w:t>();</w:t>
+      </w:r>
+    </w:p>
+    <w:p>
+      <w:proofErr w:type="spellStart"/>
+      <w:proofErr w:type="gramStart"/>
+      <w:r>
+        <w:t>const</w:t>
+      </w:r>
+      <w:proofErr w:type="spellEnd"/>
+      <w:proofErr w:type="gramEnd"/>
+      <w:r>
+        <w:t xml:space="preserve"> puerto = 3003;</w:t>
+      </w:r>
+    </w:p>
+    <w:p/>
+    <w:p>
+      <w:r>
+        <w:t>// Middleware para que Express entienda archivos JSON en el cuerpo (</w:t>
+      </w:r>
+      <w:proofErr w:type="spellStart"/>
+      <w:r>
+        <w:t>body</w:t>
+      </w:r>
+      <w:proofErr w:type="spellEnd"/>
+      <w:r>
+        <w:t>) de las peticiones</w:t>
+      </w:r>
+    </w:p>
+    <w:p>
+      <w:proofErr w:type="gramStart"/>
+      <w:r>
+        <w:t>app.use(</w:t>
+      </w:r>
+      <w:proofErr w:type="spellStart"/>
+      <w:proofErr w:type="gramEnd"/>
+      <w:r>
+        <w:t>express.json</w:t>
+      </w:r>
+      <w:proofErr w:type="spellEnd"/>
+      <w:r>
+        <w:t>());</w:t>
+      </w:r>
+    </w:p>
+    <w:p/>
+    <w:p>
+      <w:r>
+        <w:t>// -------------------------------------------------------------</w:t>
+      </w:r>
+    </w:p>
+    <w:p>
+      <w:r>
+        <w:t>// RUTAS</w:t>
+      </w:r>
+    </w:p>
+    <w:p>
+      <w:r>
+        <w:t>// -------------------------------------------------------------</w:t>
+      </w:r>
+    </w:p>
+    <w:p/>
+    <w:p>
+      <w:r>
+        <w:t>// 1. Ruta de prueba (Bienvenida)</w:t>
+      </w:r>
+    </w:p>
+    <w:p>
+      <w:proofErr w:type="gramStart"/>
+      <w:r>
+        <w:t>app.get(</w:t>
+      </w:r>
+      <w:proofErr w:type="gramEnd"/>
+      <w:r>
+        <w:t>"/", (</w:t>
+      </w:r>
+      <w:proofErr w:type="spellStart"/>
+      <w:r>
+        <w:t>req</w:t>
+      </w:r>
+      <w:proofErr w:type="spellEnd"/>
+      <w:r>
+        <w:t>, res) =&gt; {</w:t>
+      </w:r>
+    </w:p>
+    <w:p>
+      <w:r>
+        <w:t xml:space="preserve">  </w:t>
+      </w:r>
+      <w:proofErr w:type="spellStart"/>
+      <w:proofErr w:type="gramStart"/>
+      <w:r>
+        <w:t>res.send</w:t>
+      </w:r>
+      <w:proofErr w:type="spellEnd"/>
+      <w:r>
+        <w:t>(</w:t>
+      </w:r>
+      <w:proofErr w:type="gramEnd"/>
+      <w:r>
+        <w:t>"¡Servidor de Express funcionando correctamente!");</w:t>
+      </w:r>
+    </w:p>
+    <w:p>
+      <w:r>
+        <w:t>});</w:t>
+      </w:r>
+    </w:p>
+    <w:p/>
+    <w:p>
+      <w:r>
+        <w:t xml:space="preserve">// 2. Ruta para obtener TODOS los alumnos desde </w:t>
+      </w:r>
+      <w:proofErr w:type="spellStart"/>
+      <w:r>
+        <w:t>MySQL</w:t>
+      </w:r>
+      <w:proofErr w:type="spellEnd"/>
+    </w:p>
+    <w:p>
+      <w:proofErr w:type="gramStart"/>
+      <w:r>
+        <w:t>app.get(</w:t>
+      </w:r>
+      <w:proofErr w:type="gramEnd"/>
+      <w:r>
+        <w:t xml:space="preserve">"/alumnos", </w:t>
+      </w:r>
+      <w:proofErr w:type="spellStart"/>
+      <w:r>
+        <w:t>async</w:t>
+      </w:r>
+      <w:proofErr w:type="spellEnd"/>
+      <w:r>
+        <w:t xml:space="preserve"> (</w:t>
+      </w:r>
+      <w:proofErr w:type="spellStart"/>
+      <w:r>
+        <w:t>req</w:t>
+      </w:r>
+      <w:proofErr w:type="spellEnd"/>
+      <w:r>
+        <w:t>, res) =&gt; {</w:t>
+      </w:r>
+    </w:p>
+    <w:p>
+      <w:r>
+        <w:t xml:space="preserve">  </w:t>
+      </w:r>
+      <w:proofErr w:type="gramStart"/>
+      <w:r>
+        <w:t>try</w:t>
+      </w:r>
+      <w:proofErr w:type="gramEnd"/>
+      <w:r>
+        <w:t xml:space="preserve"> {</w:t>
+      </w:r>
+    </w:p>
+    <w:p>
+      <w:r>
+        <w:t xml:space="preserve">    // Ejecutamos la consulta SQL de forma asíncrona usando '</w:t>
+      </w:r>
+      <w:proofErr w:type="spellStart"/>
+      <w:r>
+        <w:t>await</w:t>
+      </w:r>
+      <w:proofErr w:type="spellEnd"/>
+      <w:r>
+        <w:t>'</w:t>
+      </w:r>
+    </w:p>
+    <w:p>
+      <w:r>
+        <w:t xml:space="preserve">    // Desestructuramos [</w:t>
+      </w:r>
+      <w:proofErr w:type="spellStart"/>
+      <w:r>
+        <w:t>rows</w:t>
+      </w:r>
+      <w:proofErr w:type="spellEnd"/>
+      <w:r>
+        <w:t>] porque mysql2 devuelve [filas, metadatos]</w:t>
+      </w:r>
+    </w:p>
+    <w:p>
+      <w:r>
+        <w:t xml:space="preserve">    </w:t>
+      </w:r>
+      <w:proofErr w:type="spellStart"/>
+      <w:proofErr w:type="gramStart"/>
+      <w:r>
+        <w:t>const</w:t>
+      </w:r>
+      <w:proofErr w:type="spellEnd"/>
+      <w:proofErr w:type="gramEnd"/>
+      <w:r>
+        <w:t xml:space="preserve"> [</w:t>
+      </w:r>
+      <w:proofErr w:type="spellStart"/>
+      <w:r>
+        <w:t>rows</w:t>
+      </w:r>
+      <w:proofErr w:type="spellEnd"/>
+      <w:r>
+        <w:t xml:space="preserve">] = </w:t>
+      </w:r>
+      <w:proofErr w:type="spellStart"/>
+      <w:r>
+        <w:t>await</w:t>
+      </w:r>
+      <w:proofErr w:type="spellEnd"/>
+      <w:r>
+        <w:t xml:space="preserve"> </w:t>
+      </w:r>
+      <w:proofErr w:type="spellStart"/>
+      <w:r>
+        <w:t>pool.query</w:t>
+      </w:r>
+      <w:proofErr w:type="spellEnd"/>
+      <w:r>
+        <w:t>("SELECT * FROM alumnos");</w:t>
+      </w:r>
+    </w:p>
+    <w:p/>
+    <w:p>
+      <w:r>
+        <w:t xml:space="preserve">    // Respondemos al navegador o cliente con los datos en formato JSON</w:t>
+      </w:r>
+    </w:p>
+    <w:p>
+      <w:r>
+        <w:t xml:space="preserve">    </w:t>
+      </w:r>
+      <w:proofErr w:type="spellStart"/>
+      <w:proofErr w:type="gramStart"/>
+      <w:r>
+        <w:t>res.json</w:t>
+      </w:r>
+      <w:proofErr w:type="spellEnd"/>
+      <w:r>
+        <w:t>(</w:t>
+      </w:r>
+      <w:proofErr w:type="spellStart"/>
+      <w:proofErr w:type="gramEnd"/>
+      <w:r>
+        <w:t>rows</w:t>
+      </w:r>
+      <w:proofErr w:type="spellEnd"/>
+      <w:r>
+        <w:t>);</w:t>
+      </w:r>
+    </w:p>
+    <w:p>
+      <w:r>
+        <w:t xml:space="preserve">  } </w:t>
+      </w:r>
+      <w:proofErr w:type="gramStart"/>
+      <w:r>
+        <w:t>catch</w:t>
+      </w:r>
+      <w:proofErr w:type="gramEnd"/>
+      <w:r>
+        <w:t xml:space="preserve"> (error) {</w:t>
+      </w:r>
+    </w:p>
+    <w:p>
+      <w:r>
+        <w:t xml:space="preserve">    </w:t>
+      </w:r>
+      <w:proofErr w:type="spellStart"/>
+      <w:proofErr w:type="gramStart"/>
+      <w:r>
+        <w:t>console.error</w:t>
+      </w:r>
+      <w:proofErr w:type="spellEnd"/>
+      <w:r>
+        <w:t>(</w:t>
+      </w:r>
+      <w:proofErr w:type="gramEnd"/>
+      <w:r>
+        <w:t>"Error al obtener los alumnos:", error);</w:t>
+      </w:r>
+    </w:p>
+    <w:p>
+      <w:r>
+        <w:t xml:space="preserve">    </w:t>
+      </w:r>
+      <w:proofErr w:type="spellStart"/>
+      <w:proofErr w:type="gramStart"/>
+      <w:r>
+        <w:t>res.status</w:t>
+      </w:r>
+      <w:proofErr w:type="spellEnd"/>
+      <w:r>
+        <w:t>(</w:t>
+      </w:r>
+      <w:proofErr w:type="gramEnd"/>
+      <w:r>
+        <w:t>500).</w:t>
+      </w:r>
+      <w:proofErr w:type="spellStart"/>
+      <w:r>
+        <w:t>json</w:t>
+      </w:r>
+      <w:proofErr w:type="spellEnd"/>
+      <w:r>
+        <w:t xml:space="preserve">({ </w:t>
+      </w:r>
+    </w:p>
+    <w:p>
+      <w:r>
+        <w:lastRenderedPageBreak/>
+        <w:t xml:space="preserve">      </w:t>
+      </w:r>
+      <w:proofErr w:type="gramStart"/>
+      <w:r>
+        <w:t>mensaje</w:t>
+      </w:r>
+      <w:proofErr w:type="gramEnd"/>
+      <w:r>
+        <w:t xml:space="preserve">: "Error interno del servidor al consultar la base de datos" </w:t>
+      </w:r>
+    </w:p>
+    <w:p>
+      <w:r>
+        <w:t xml:space="preserve">    });</w:t>
+      </w:r>
+    </w:p>
+    <w:p>
+      <w:r>
+        <w:t xml:space="preserve">  }</w:t>
+      </w:r>
+    </w:p>
+    <w:p>
+      <w:r>
+        <w:t>});</w:t>
+      </w:r>
+    </w:p>
+    <w:p/>
+    <w:p>
+      <w:r>
+        <w:t>// -------------------------------------------------------------</w:t>
+      </w:r>
+    </w:p>
+    <w:p>
+      <w:r>
+        <w:t>// INICIALIZACIÓN DEL SERVIDOR</w:t>
+      </w:r>
+    </w:p>
+    <w:p>
+      <w:r>
+        <w:t>// -------------------------------------------------------------</w:t>
+      </w:r>
+    </w:p>
+    <w:p>
+      <w:proofErr w:type="spellStart"/>
+      <w:proofErr w:type="gramStart"/>
+      <w:r>
+        <w:t>app.listen</w:t>
+      </w:r>
+      <w:proofErr w:type="spellEnd"/>
+      <w:r>
+        <w:t>(</w:t>
+      </w:r>
+      <w:proofErr w:type="gramEnd"/>
+      <w:r>
+        <w:t>puerto, () =&gt; {</w:t>
+      </w:r>
+    </w:p>
+    <w:p>
+      <w:r>
+        <w:t xml:space="preserve">  </w:t>
+      </w:r>
+      <w:proofErr w:type="gramStart"/>
+      <w:r>
+        <w:t>console.log(</w:t>
+      </w:r>
+      <w:proofErr w:type="gramEnd"/>
+      <w:r>
+        <w:t>`</w:t>
+      </w:r>
+      <w:r>
+        <w:rPr>
+          <w:rFonts w:ascii="Calibri" w:hAnsi="Calibri" w:cs="Calibri"/>
+        </w:rPr>
+        <w:t>🚀</w:t>
+      </w:r>
+      <w:r>
+        <w:t xml:space="preserve"> Servidor corriendo en: http://localhost:${puerto}`);</w:t>
+      </w:r>
+    </w:p>
+    <w:p>
+      <w:r>
+        <w:t>});</w:t>
+      </w:r>
+    </w:p>
+    <w:p>
+      <w:pPr>
+        <w:rPr>
+          <w:b/>
+          <w:bCs/>
+        </w:rPr>
+      </w:pPr>
+      <w:proofErr w:type="gramStart"/>
+      <w:r>
+        <w:rPr>
+          <w:b/>
+          <w:bCs/>
+        </w:rPr>
+        <w:t>Paso</w:t>
+      </w:r>
+      <w:proofErr w:type="gramEnd"/>
+      <w:r>
+        <w:rPr>
+          <w:b/>
+          <w:bCs/>
+        </w:rPr>
+        <w:t xml:space="preserve"> 5: Poner a prueba todo el circuito</w:t>
+      </w:r>
+    </w:p>
+    <w:p>
+      <w:pPr>
+        <w:numPr>
+          <w:ilvl w:val="0"/>
+          <w:numId w:val="7"/>
+        </w:numPr>
+      </w:pPr>
+      <w:r>
+        <w:t>En la terminal ejecuta:</w:t>
+      </w:r>
+    </w:p>
+    <w:p>
+      <w:proofErr w:type="spellStart"/>
+      <w:r>
+        <w:t>Bash</w:t>
+      </w:r>
+      <w:proofErr w:type="spellEnd"/>
+    </w:p>
+    <w:p>
+      <w:proofErr w:type="spellStart"/>
+      <w:proofErr w:type="gramStart"/>
+      <w:r>
+        <w:t>npm</w:t>
+      </w:r>
+      <w:proofErr w:type="spellEnd"/>
+      <w:proofErr w:type="gramEnd"/>
+      <w:r>
+        <w:t xml:space="preserve"> </w:t>
+      </w:r>
+      <w:proofErr w:type="spellStart"/>
+      <w:r>
+        <w:t>run</w:t>
+      </w:r>
+      <w:proofErr w:type="spellEnd"/>
+      <w:r>
+        <w:t xml:space="preserve"> </w:t>
+      </w:r>
+      <w:proofErr w:type="spellStart"/>
+      <w:r>
+        <w:t>dev</w:t>
+      </w:r>
+      <w:proofErr w:type="spellEnd"/>
+    </w:p>
+    <w:p>
+      <w:pPr>
+        <w:numPr>
+          <w:ilvl w:val="0"/>
+          <w:numId w:val="7"/>
+        </w:numPr>
+      </w:pPr>
+      <w:r>
+        <w:t xml:space="preserve">Deberías ver en la terminal de Visual Studio </w:t>
+      </w:r>
+      <w:proofErr w:type="spellStart"/>
+      <w:r>
+        <w:t>Code</w:t>
+      </w:r>
+      <w:proofErr w:type="spellEnd"/>
+      <w:r>
+        <w:t>:</w:t>
+      </w:r>
+    </w:p>
+    <w:p>
+      <w:proofErr w:type="spellStart"/>
+      <w:r>
+        <w:t>Plaintext</w:t>
+      </w:r>
+      <w:proofErr w:type="spellEnd"/>
+    </w:p>
+    <w:p>
+      <w:r>
+        <w:rPr>
+          <w:rFonts w:ascii="Calibri" w:hAnsi="Calibri" w:cs="Calibri"/>
+        </w:rPr>
+        <w:t>🚀</w:t>
+      </w:r>
+      <w:r>
+        <w:t xml:space="preserve"> Servidor corriendo en: http://localhost:3003</w:t>
+      </w:r>
+    </w:p>
+    <w:p>
+      <w:r>
+        <w:rPr>
+          <w:rFonts w:ascii="Calibri" w:hAnsi="Calibri" w:cs="Calibri"/>
+        </w:rPr>
+        <w:t>🟢</w:t>
+      </w:r>
+      <w:r>
+        <w:t xml:space="preserve"> Conexión exitosa a la base de datos </w:t>
+      </w:r>
+      <w:proofErr w:type="spellStart"/>
+      <w:r>
+        <w:t>MySQL</w:t>
+      </w:r>
+      <w:proofErr w:type="spellEnd"/>
+      <w:r>
+        <w:t xml:space="preserve"> (alumnos-333)</w:t>
+      </w:r>
+    </w:p>
+    <w:p>
+      <w:pPr>
+        <w:numPr>
+          <w:ilvl w:val="0"/>
+          <w:numId w:val="7"/>
+        </w:numPr>
+      </w:pPr>
+      <w:r>
+        <w:t>Abre tu navegador e ingresa a:</w:t>
+      </w:r>
+    </w:p>
+    <w:p>
+      <w:pPr>
+        <w:numPr>
+          <w:ilvl w:val="1"/>
+          <w:numId w:val="7"/>
+        </w:numPr>
+      </w:pPr>
+      <w:r>
+        <w:rPr>
+          <w:b/>
+          <w:bCs/>
+        </w:rPr>
+        <w:t>http://localhost:3003/</w:t>
+      </w:r>
+      <w:r>
+        <w:t xml:space="preserve"> $\</w:t>
+      </w:r>
+      <w:proofErr w:type="spellStart"/>
+      <w:r>
+        <w:t>rightarrow</w:t>
+      </w:r>
+      <w:proofErr w:type="spellEnd"/>
+      <w:r>
+        <w:t>$ Deberías ver: "¡Servidor de Express funcionando correctamente!"</w:t>
+      </w:r>
+    </w:p>
+    <w:p>
+      <w:pPr>
+        <w:numPr>
+          <w:ilvl w:val="1"/>
+          <w:numId w:val="7"/>
+        </w:numPr>
+      </w:pPr>
+      <w:r>
+        <w:rPr>
+          <w:b/>
+          <w:bCs/>
+        </w:rPr>
+        <w:t>http://localhost:3003/alumnos</w:t>
+      </w:r>
+      <w:r>
+        <w:t xml:space="preserve"> $\</w:t>
+      </w:r>
+      <w:proofErr w:type="spellStart"/>
+      <w:r>
+        <w:t>rightarrow</w:t>
+      </w:r>
+      <w:proofErr w:type="spellEnd"/>
+      <w:r>
+        <w:t xml:space="preserve">$ Deberías ver el arreglo JSON con los alumnos cargados en </w:t>
+      </w:r>
+      <w:proofErr w:type="spellStart"/>
+      <w:r>
+        <w:t>MySQL</w:t>
+      </w:r>
+      <w:proofErr w:type="spellEnd"/>
+      <w:r>
+        <w:t>:</w:t>
+      </w:r>
+    </w:p>
+    <w:p>
+      <w:r>
+        <w:t>JSON</w:t>
+      </w:r>
+    </w:p>
+    <w:p>
+      <w:r>
+        <w:t>[</w:t>
+      </w:r>
+    </w:p>
+    <w:p>
+      <w:r>
+        <w:t xml:space="preserve">  {</w:t>
+      </w:r>
+    </w:p>
+    <w:p>
+      <w:r>
+        <w:t xml:space="preserve">    "id": 1,</w:t>
+      </w:r>
+    </w:p>
+    <w:p>
+      <w:r>
+        <w:lastRenderedPageBreak/>
+        <w:t xml:space="preserve">    "nombre": "Damián",</w:t>
+      </w:r>
+    </w:p>
+    <w:p>
+      <w:r>
+        <w:t xml:space="preserve">    "apellido": "Cubilla",</w:t>
+      </w:r>
+    </w:p>
+    <w:p>
+      <w:r>
+        <w:t xml:space="preserve">    "email": "damian@example.com"</w:t>
+      </w:r>
+    </w:p>
+    <w:p>
+      <w:r>
+        <w:t xml:space="preserve">  },</w:t>
+      </w:r>
+    </w:p>
+    <w:p>
+      <w:r>
+        <w:t xml:space="preserve">  {</w:t>
+      </w:r>
+    </w:p>
+    <w:p>
+      <w:r>
+        <w:t xml:space="preserve">    "id": 2,</w:t>
+      </w:r>
+    </w:p>
+    <w:p>
+      <w:r>
+        <w:t xml:space="preserve">    "nombre": "Aldana",</w:t>
+      </w:r>
+    </w:p>
+    <w:p>
+      <w:r>
+        <w:t xml:space="preserve">    "apellido": "Cubilla",</w:t>
+      </w:r>
+    </w:p>
+    <w:p>
+      <w:r>
+        <w:t xml:space="preserve">    "email": "aldana@example.com"</w:t>
+      </w:r>
+    </w:p>
+    <w:p>
+      <w:r>
+        <w:t xml:space="preserve">  }</w:t>
+      </w:r>
+    </w:p>
+    <w:p>
+      <w:r>
+        <w:t>]</w:t>
+      </w:r>
     </w:p>
     <w:p>
       <w:pPr>
@@ -846,6 +2733,119 @@
 <file path=word/numbering.xml><?xml version="1.0" encoding="utf-8"?>
 <w:numbering xmlns:ve="http://schemas.openxmlformats.org/markup-compatibility/2006" xmlns:o="urn:schemas-microsoft-com:office:office" xmlns:r="http://schemas.openxmlformats.org/officeDocument/2006/relationships" xmlns:m="http://schemas.openxmlformats.org/officeDocument/2006/math" xmlns:v="urn:schemas-microsoft-com:vml" xmlns:wp="http://schemas.openxmlformats.org/drawingml/2006/wordprocessingDrawing" xmlns:w10="urn:schemas-microsoft-com:office:word" xmlns:w="http://schemas.openxmlformats.org/wordprocessingml/2006/main" xmlns:wne="http://schemas.microsoft.com/office/word/2006/wordml">
   <w:abstractNum w:abstractNumId="0">
+    <w:nsid w:val="113A1CFF"/>
+    <w:multiLevelType w:val="multilevel"/>
+    <w:tmpl w:val="4B8A7AF4"/>
+    <w:lvl w:ilvl="0">
+      <w:start w:val="1"/>
+      <w:numFmt w:val="decimal"/>
+      <w:lvlText w:val="%1."/>
+      <w:lvlJc w:val="left"/>
+      <w:pPr>
+        <w:tabs>
+          <w:tab w:val="num" w:pos="720"/>
+        </w:tabs>
+        <w:ind w:left="720" w:hanging="360"/>
+      </w:pPr>
+    </w:lvl>
+    <w:lvl w:ilvl="1" w:tentative="1">
+      <w:start w:val="1"/>
+      <w:numFmt w:val="decimal"/>
+      <w:lvlText w:val="%2."/>
+      <w:lvlJc w:val="left"/>
+      <w:pPr>
+        <w:tabs>
+          <w:tab w:val="num" w:pos="1440"/>
+        </w:tabs>
+        <w:ind w:left="1440" w:hanging="360"/>
+      </w:pPr>
+    </w:lvl>
+    <w:lvl w:ilvl="2" w:tentative="1">
+      <w:start w:val="1"/>
+      <w:numFmt w:val="decimal"/>
+      <w:lvlText w:val="%3."/>
+      <w:lvlJc w:val="left"/>
+      <w:pPr>
+        <w:tabs>
+          <w:tab w:val="num" w:pos="2160"/>
+        </w:tabs>
+        <w:ind w:left="2160" w:hanging="360"/>
+      </w:pPr>
+    </w:lvl>
+    <w:lvl w:ilvl="3" w:tentative="1">
+      <w:start w:val="1"/>
+      <w:numFmt w:val="decimal"/>
+      <w:lvlText w:val="%4."/>
+      <w:lvlJc w:val="left"/>
+      <w:pPr>
+        <w:tabs>
+          <w:tab w:val="num" w:pos="2880"/>
+        </w:tabs>
+        <w:ind w:left="2880" w:hanging="360"/>
+      </w:pPr>
+    </w:lvl>
+    <w:lvl w:ilvl="4" w:tentative="1">
+      <w:start w:val="1"/>
+      <w:numFmt w:val="decimal"/>
+      <w:lvlText w:val="%5."/>
+      <w:lvlJc w:val="left"/>
+      <w:pPr>
+        <w:tabs>
+          <w:tab w:val="num" w:pos="3600"/>
+        </w:tabs>
+        <w:ind w:left="3600" w:hanging="360"/>
+      </w:pPr>
+    </w:lvl>
+    <w:lvl w:ilvl="5" w:tentative="1">
+      <w:start w:val="1"/>
+      <w:numFmt w:val="decimal"/>
+      <w:lvlText w:val="%6."/>
+      <w:lvlJc w:val="left"/>
+      <w:pPr>
+        <w:tabs>
+          <w:tab w:val="num" w:pos="4320"/>
+        </w:tabs>
+        <w:ind w:left="4320" w:hanging="360"/>
+      </w:pPr>
+    </w:lvl>
+    <w:lvl w:ilvl="6" w:tentative="1">
+      <w:start w:val="1"/>
+      <w:numFmt w:val="decimal"/>
+      <w:lvlText w:val="%7."/>
+      <w:lvlJc w:val="left"/>
+      <w:pPr>
+        <w:tabs>
+          <w:tab w:val="num" w:pos="5040"/>
+        </w:tabs>
+        <w:ind w:left="5040" w:hanging="360"/>
+      </w:pPr>
+    </w:lvl>
+    <w:lvl w:ilvl="7" w:tentative="1">
+      <w:start w:val="1"/>
+      <w:numFmt w:val="decimal"/>
+      <w:lvlText w:val="%8."/>
+      <w:lvlJc w:val="left"/>
+      <w:pPr>
+        <w:tabs>
+          <w:tab w:val="num" w:pos="5760"/>
+        </w:tabs>
+        <w:ind w:left="5760" w:hanging="360"/>
+      </w:pPr>
+    </w:lvl>
+    <w:lvl w:ilvl="8" w:tentative="1">
+      <w:start w:val="1"/>
+      <w:numFmt w:val="decimal"/>
+      <w:lvlText w:val="%9."/>
+      <w:lvlJc w:val="left"/>
+      <w:pPr>
+        <w:tabs>
+          <w:tab w:val="num" w:pos="6480"/>
+        </w:tabs>
+        <w:ind w:left="6480" w:hanging="360"/>
+      </w:pPr>
+    </w:lvl>
+  </w:abstractNum>
+  <w:abstractNum w:abstractNumId="1">
     <w:nsid w:val="19520C19"/>
     <w:multiLevelType w:val="multilevel"/>
     <w:tmpl w:val="9BE29BEE"/>
@@ -994,7 +2994,124 @@
       </w:rPr>
     </w:lvl>
   </w:abstractNum>
-  <w:abstractNum w:abstractNumId="1">
+  <w:abstractNum w:abstractNumId="2">
+    <w:nsid w:val="2AED0F7E"/>
+    <w:multiLevelType w:val="multilevel"/>
+    <w:tmpl w:val="FF26F038"/>
+    <w:lvl w:ilvl="0">
+      <w:start w:val="1"/>
+      <w:numFmt w:val="decimal"/>
+      <w:lvlText w:val="%1."/>
+      <w:lvlJc w:val="left"/>
+      <w:pPr>
+        <w:tabs>
+          <w:tab w:val="num" w:pos="720"/>
+        </w:tabs>
+        <w:ind w:left="720" w:hanging="360"/>
+      </w:pPr>
+    </w:lvl>
+    <w:lvl w:ilvl="1">
+      <w:start w:val="1"/>
+      <w:numFmt w:val="bullet"/>
+      <w:lvlText w:val="o"/>
+      <w:lvlJc w:val="left"/>
+      <w:pPr>
+        <w:tabs>
+          <w:tab w:val="num" w:pos="1440"/>
+        </w:tabs>
+        <w:ind w:left="1440" w:hanging="360"/>
+      </w:pPr>
+      <w:rPr>
+        <w:rFonts w:ascii="Courier New" w:hAnsi="Courier New" w:hint="default"/>
+        <w:sz w:val="20"/>
+      </w:rPr>
+    </w:lvl>
+    <w:lvl w:ilvl="2" w:tentative="1">
+      <w:start w:val="1"/>
+      <w:numFmt w:val="decimal"/>
+      <w:lvlText w:val="%3."/>
+      <w:lvlJc w:val="left"/>
+      <w:pPr>
+        <w:tabs>
+          <w:tab w:val="num" w:pos="2160"/>
+        </w:tabs>
+        <w:ind w:left="2160" w:hanging="360"/>
+      </w:pPr>
+    </w:lvl>
+    <w:lvl w:ilvl="3" w:tentative="1">
+      <w:start w:val="1"/>
+      <w:numFmt w:val="decimal"/>
+      <w:lvlText w:val="%4."/>
+      <w:lvlJc w:val="left"/>
+      <w:pPr>
+        <w:tabs>
+          <w:tab w:val="num" w:pos="2880"/>
+        </w:tabs>
+        <w:ind w:left="2880" w:hanging="360"/>
+      </w:pPr>
+    </w:lvl>
+    <w:lvl w:ilvl="4" w:tentative="1">
+      <w:start w:val="1"/>
+      <w:numFmt w:val="decimal"/>
+      <w:lvlText w:val="%5."/>
+      <w:lvlJc w:val="left"/>
+      <w:pPr>
+        <w:tabs>
+          <w:tab w:val="num" w:pos="3600"/>
+        </w:tabs>
+        <w:ind w:left="3600" w:hanging="360"/>
+      </w:pPr>
+    </w:lvl>
+    <w:lvl w:ilvl="5" w:tentative="1">
+      <w:start w:val="1"/>
+      <w:numFmt w:val="decimal"/>
+      <w:lvlText w:val="%6."/>
+      <w:lvlJc w:val="left"/>
+      <w:pPr>
+        <w:tabs>
+          <w:tab w:val="num" w:pos="4320"/>
+        </w:tabs>
+        <w:ind w:left="4320" w:hanging="360"/>
+      </w:pPr>
+    </w:lvl>
+    <w:lvl w:ilvl="6" w:tentative="1">
+      <w:start w:val="1"/>
+      <w:numFmt w:val="decimal"/>
+      <w:lvlText w:val="%7."/>
+      <w:lvlJc w:val="left"/>
+      <w:pPr>
+        <w:tabs>
+          <w:tab w:val="num" w:pos="5040"/>
+        </w:tabs>
+        <w:ind w:left="5040" w:hanging="360"/>
+      </w:pPr>
+    </w:lvl>
+    <w:lvl w:ilvl="7" w:tentative="1">
+      <w:start w:val="1"/>
+      <w:numFmt w:val="decimal"/>
+      <w:lvlText w:val="%8."/>
+      <w:lvlJc w:val="left"/>
+      <w:pPr>
+        <w:tabs>
+          <w:tab w:val="num" w:pos="5760"/>
+        </w:tabs>
+        <w:ind w:left="5760" w:hanging="360"/>
+      </w:pPr>
+    </w:lvl>
+    <w:lvl w:ilvl="8" w:tentative="1">
+      <w:start w:val="1"/>
+      <w:numFmt w:val="decimal"/>
+      <w:lvlText w:val="%9."/>
+      <w:lvlJc w:val="left"/>
+      <w:pPr>
+        <w:tabs>
+          <w:tab w:val="num" w:pos="6480"/>
+        </w:tabs>
+        <w:ind w:left="6480" w:hanging="360"/>
+      </w:pPr>
+    </w:lvl>
+  </w:abstractNum>
+  <w:abstractNum w:abstractNumId="3">
     <w:nsid w:val="52181BF8"/>
     <w:multiLevelType w:val="multilevel"/>
     <w:tmpl w:val="4C6C580A"/>
@@ -1143,7 +3260,7 @@
       </w:rPr>
     </w:lvl>
   </w:abstractNum>
-  <w:abstractNum w:abstractNumId="2">
+  <w:abstractNum w:abstractNumId="4">
     <w:nsid w:val="63F20676"/>
     <w:multiLevelType w:val="multilevel"/>
     <w:tmpl w:val="23723028"/>
@@ -1292,7 +3409,7 @@
       </w:rPr>
     </w:lvl>
   </w:abstractNum>
-  <w:abstractNum w:abstractNumId="3">
+  <w:abstractNum w:abstractNumId="5">
     <w:nsid w:val="6C4F5FB2"/>
     <w:multiLevelType w:val="multilevel"/>
     <w:tmpl w:val="CF2679EC"/>
@@ -1441,7 +3558,7 @@
       </w:rPr>
     </w:lvl>
   </w:abstractNum>
-  <w:abstractNum w:abstractNumId="4">
+  <w:abstractNum w:abstractNumId="6">
     <w:nsid w:val="7ED91E41"/>
     <w:multiLevelType w:val="multilevel"/>
     <w:tmpl w:val="C882A2D6"/>
@@ -1555,19 +3672,25 @@
     </w:lvl>
   </w:abstractNum>
   <w:num w:numId="1">
+    <w:abstractNumId w:val="1"/>
+  </w:num>
+  <w:num w:numId="2">
+    <w:abstractNumId w:val="3"/>
+  </w:num>
+  <w:num w:numId="3">
+    <w:abstractNumId w:val="5"/>
+  </w:num>
+  <w:num w:numId="4">
+    <w:abstractNumId w:val="4"/>
+  </w:num>
+  <w:num w:numId="5">
+    <w:abstractNumId w:val="6"/>
+  </w:num>
+  <w:num w:numId="6">
     <w:abstractNumId w:val="0"/>
   </w:num>
-  <w:num w:numId="2">
-    <w:abstractNumId w:val="1"/>
-  </w:num>
-  <w:num w:numId="3">
-    <w:abstractNumId w:val="3"/>
-  </w:num>
-  <w:num w:numId="4">
+  <w:num w:numId="7">
     <w:abstractNumId w:val="2"/>
-  </w:num>
-  <w:num w:numId="5">
-    <w:abstractNumId w:val="4"/>
   </w:num>
 </w:numbering>
 </file>
